--- a/3 Surplus.docx
+++ b/3 Surplus.docx
@@ -9,6 +9,131 @@
     </w:p>
     <w:p>
       <w:r>
+        <w:t>An important part of the work we are meant to accomplish at the Bishops’ Storehouse</w:t>
+      </w:r>
+      <w:r>
+        <w:t xml:space="preserve"> is distribution of </w:t>
+      </w:r>
+      <w:r>
+        <w:t>some fraction of our stock to charities</w:t>
+      </w:r>
+      <w:r>
+        <w:t xml:space="preserve">, such as food banks. There are two categories of </w:t>
+      </w:r>
+      <w:r>
+        <w:t>surplus that we are encouraged to donate. The first</w:t>
+      </w:r>
+      <w:r>
+        <w:t>, as specified in the Bishops’ Storehouse Operations Guide is</w:t>
+      </w:r>
+      <w:r>
+        <w:t xml:space="preserve"> any item </w:t>
+      </w:r>
+      <w:r>
+        <w:t xml:space="preserve">whose use-by date </w:t>
+      </w:r>
+      <w:r>
+        <w:t xml:space="preserve">is </w:t>
+      </w:r>
+      <w:r>
+        <w:t xml:space="preserve">within </w:t>
+      </w:r>
+      <w:r>
+        <w:t xml:space="preserve">the range </w:t>
+      </w:r>
+      <w:r>
+        <w:t xml:space="preserve">by the </w:t>
+      </w:r>
+      <w:r>
+        <w:t>current date</w:t>
+      </w:r>
+      <w:r>
+        <w:t xml:space="preserve">. As stated in the Operations Guide, </w:t>
+      </w:r>
+      <w:r>
+        <w:t xml:space="preserve">perishable food, such as </w:t>
+      </w:r>
+      <w:r>
+        <w:t>milk products, eggs, and fruits or vegetables</w:t>
+      </w:r>
+      <w:r>
+        <w:t xml:space="preserve"> </w:t>
+      </w:r>
+      <w:r>
+        <w:rPr>
+          <w:b/>
+          <w:bCs/>
+          <w:i/>
+          <w:iCs/>
+          <w:u w:val="single"/>
+        </w:rPr>
+        <w:t>should</w:t>
+      </w:r>
+      <w:r>
+        <w:t xml:space="preserve"> be removed from </w:t>
+      </w:r>
+      <w:r>
+        <w:t>all shelves and donated to a church- approved surplus operation every time</w:t>
+      </w:r>
+      <w:r>
+        <w:t xml:space="preserve"> the use-by date is within ten days</w:t>
+      </w:r>
+      <w:r>
+        <w:t>.</w:t>
+      </w:r>
+    </w:p>
+    <w:p>
+      <w:r>
+        <w:t xml:space="preserve">The other </w:t>
+      </w:r>
+      <w:r>
+        <w:t xml:space="preserve">surplus </w:t>
+      </w:r>
+      <w:r>
+        <w:t>category</w:t>
+      </w:r>
+      <w:r>
+        <w:t xml:space="preserve"> is one that would be helped with </w:t>
+      </w:r>
+      <w:r>
+        <w:t>a statement of intentions from Hermiston -- passing on overstock.</w:t>
+      </w:r>
+      <w:r>
+        <w:t xml:space="preserve"> Sometimes much more stock is delivered to us than</w:t>
+      </w:r>
+      <w:r>
+        <w:t xml:space="preserve"> patrons will order over a given period – a period that </w:t>
+      </w:r>
+      <w:r>
+        <w:t xml:space="preserve">is destined to run well past the use-by date. </w:t>
+      </w:r>
+      <w:r>
+        <w:t>When we are delivered more than we can use – intentionally or mistakenly – we are serving our surplus patrons best when we offer them</w:t>
+      </w:r>
+      <w:r>
+        <w:t xml:space="preserve"> the quantity that we know we will never use before its use-by date</w:t>
+      </w:r>
+      <w:r>
+        <w:t>. That is, even before it reaches its use-by date, offer them that product at the earliest possible time</w:t>
+      </w:r>
+      <w:r>
+        <w:t xml:space="preserve"> when you are certain it will not be used in an emergency scenario.</w:t>
+      </w:r>
+      <w:r>
+        <w:t xml:space="preserve"> This needs a little more coverage to explain the lines between extra stock for emergencies and extra stock</w:t>
+      </w:r>
+      <w:r>
+        <w:t xml:space="preserve"> they want us to unload. It is important that I write here how we can carry two or three months</w:t>
+      </w:r>
+      <w:r>
+        <w:t xml:space="preserve"> of stock without hitting use-by dates for ½ or 2/3 of the stock.</w:t>
+      </w:r>
+      <w:r>
+        <w:t xml:space="preserve"> </w:t>
+      </w:r>
+    </w:p>
+    <w:p>
+      <w:r>
         <w:t xml:space="preserve">An important Storehouse function is that of </w:t>
       </w:r>
       <w:r>
@@ -328,7 +453,6 @@
           <w:sz w:val="32"/>
           <w:szCs w:val="32"/>
         </w:rPr>
-        <w:lastRenderedPageBreak/>
         <w:t>call 425-334-3430</w:t>
       </w:r>
     </w:p>

--- a/3 Surplus.docx
+++ b/3 Surplus.docx
@@ -3,7 +3,17 @@
 <w:document xmlns:wpc="http://schemas.microsoft.com/office/word/2010/wordprocessingCanvas" xmlns:cx="http://schemas.microsoft.com/office/drawing/2014/chartex" xmlns:cx1="http://schemas.microsoft.com/office/drawing/2015/9/8/chartex" xmlns:cx2="http://schemas.microsoft.com/office/drawing/2015/10/21/chartex" xmlns:cx3="http://schemas.microsoft.com/office/drawing/2016/5/9/chartex" xmlns:cx4="http://schemas.microsoft.com/office/drawing/2016/5/10/chartex" xmlns:cx5="http://schemas.microsoft.com/office/drawing/2016/5/11/chartex" xmlns:cx6="http://schemas.microsoft.com/office/drawing/2016/5/12/chartex" xmlns:cx7="http://schemas.microsoft.com/office/drawing/2016/5/13/chartex" xmlns:cx8="http://schemas.microsoft.com/office/drawing/2016/5/14/chartex" xmlns:mc="http://schemas.openxmlformats.org/markup-compatibility/2006" xmlns:aink="http://schemas.microsoft.com/office/drawing/2016/ink" xmlns:am3d="http://schemas.microsoft.com/office/drawing/2017/model3d" xmlns:o="urn:schemas-microsoft-com:office:office" xmlns:oel="http://schemas.microsoft.com/office/2019/extlst" xmlns:r="http://schemas.openxmlformats.org/officeDocument/2006/relationships" xmlns:m="http://schemas.openxmlformats.org/officeDocument/2006/math" xmlns:v="urn:schemas-microsoft-com:vml" xmlns:wp14="http://schemas.microsoft.com/office/word/2010/wordprocessingDrawing" xmlns:wp="http://schemas.openxmlformats.org/drawingml/2006/wordprocessingDrawing" xmlns:w10="urn:schemas-microsoft-com:office:word" xmlns:w="http://schemas.openxmlformats.org/wordprocessingml/2006/main" xmlns:w14="http://schemas.microsoft.com/office/word/2010/wordml" xmlns:w15="http://schemas.microsoft.com/office/word/2012/wordml" xmlns:w16cex="http://schemas.microsoft.com/office/word/2018/wordml/cex" xmlns:w16cid="http://schemas.microsoft.com/office/word/2016/wordml/cid" xmlns:w16="http://schemas.microsoft.com/office/word/2018/wordml" xmlns:w16du="http://schemas.microsoft.com/office/word/2023/wordml/word16du" xmlns:w16sdtdh="http://schemas.microsoft.com/office/word/2020/wordml/sdtdatahash" xmlns:w16sdtfl="http://schemas.microsoft.com/office/word/2024/wordml/sdtformatlock" xmlns:w16se="http://schemas.microsoft.com/office/word/2015/wordml/symex" xmlns:wpg="http://schemas.microsoft.com/office/word/2010/wordprocessingGroup" xmlns:wpi="http://schemas.microsoft.com/office/word/2010/wordprocessingInk" xmlns:wne="http://schemas.microsoft.com/office/word/2006/wordml" xmlns:wps="http://schemas.microsoft.com/office/word/2010/wordprocessingShape" mc:Ignorable="w14 w15 w16se w16cid w16 w16cex w16sdtdh w16sdtfl w16du wp14">
   <w:body>
     <w:p>
-      <w:r>
+      <w:pPr>
+        <w:rPr>
+          <w:b/>
+          <w:bCs/>
+        </w:rPr>
+      </w:pPr>
+      <w:r>
+        <w:rPr>
+          <w:b/>
+          <w:bCs/>
+        </w:rPr>
         <w:t>Recognizing and Handling Surplus Materials</w:t>
       </w:r>
     </w:p>
@@ -15,7 +25,10 @@
         <w:t xml:space="preserve"> is distribution of </w:t>
       </w:r>
       <w:r>
-        <w:t>some fraction of our stock to charities</w:t>
+        <w:t xml:space="preserve">some </w:t>
+      </w:r>
+      <w:r>
+        <w:t>stock to charities</w:t>
       </w:r>
       <w:r>
         <w:t xml:space="preserve">, such as food banks. There are two categories of </w:t>
@@ -36,16 +49,13 @@
         <w:t xml:space="preserve">is </w:t>
       </w:r>
       <w:r>
-        <w:t xml:space="preserve">within </w:t>
-      </w:r>
-      <w:r>
-        <w:t xml:space="preserve">the range </w:t>
-      </w:r>
-      <w:r>
-        <w:t xml:space="preserve">by the </w:t>
-      </w:r>
-      <w:r>
-        <w:t>current date</w:t>
+        <w:t xml:space="preserve">less than a standard </w:t>
+      </w:r>
+      <w:r>
+        <w:t xml:space="preserve">length of </w:t>
+      </w:r>
+      <w:r>
+        <w:t>time</w:t>
       </w:r>
       <w:r>
         <w:t xml:space="preserve">. As stated in the Operations Guide, </w:t>
@@ -54,10 +64,13 @@
         <w:t xml:space="preserve">perishable food, such as </w:t>
       </w:r>
       <w:r>
-        <w:t>milk products, eggs, and fruits or vegetables</w:t>
-      </w:r>
-      <w:r>
-        <w:t xml:space="preserve"> </w:t>
+        <w:t>cottage cheese or yogurt</w:t>
+      </w:r>
+      <w:r>
+        <w:t xml:space="preserve"> or other </w:t>
+      </w:r>
+      <w:r>
+        <w:t xml:space="preserve">milk products, eggs, and fruits or vegetables </w:t>
       </w:r>
       <w:r>
         <w:rPr>
@@ -73,10 +86,19 @@
         <w:t xml:space="preserve"> be removed from </w:t>
       </w:r>
       <w:r>
-        <w:t>all shelves and donated to a church- approved surplus operation every time</w:t>
-      </w:r>
-      <w:r>
-        <w:t xml:space="preserve"> the use-by date is within ten days</w:t>
+        <w:t>our</w:t>
+      </w:r>
+      <w:r>
+        <w:t xml:space="preserve"> shelves and donated to a church-approved surplus operation every time</w:t>
+      </w:r>
+      <w:r>
+        <w:t xml:space="preserve"> </w:t>
+      </w:r>
+      <w:r>
+        <w:t>its</w:t>
+      </w:r>
+      <w:r>
+        <w:t xml:space="preserve"> use-by date is within ten days</w:t>
       </w:r>
       <w:r>
         <w:t>.</w:t>
@@ -87,205 +109,297 @@
         <w:t xml:space="preserve">The other </w:t>
       </w:r>
       <w:r>
-        <w:t xml:space="preserve">surplus </w:t>
+        <w:t>product</w:t>
+      </w:r>
+      <w:r>
+        <w:t xml:space="preserve"> </w:t>
       </w:r>
       <w:r>
         <w:t>category</w:t>
       </w:r>
       <w:r>
-        <w:t xml:space="preserve"> is one that would be helped with </w:t>
-      </w:r>
-      <w:r>
-        <w:t>a statement of intentions from Hermiston -- passing on overstock.</w:t>
-      </w:r>
-      <w:r>
-        <w:t xml:space="preserve"> Sometimes much more stock is delivered to us than</w:t>
-      </w:r>
-      <w:r>
-        <w:t xml:space="preserve"> patrons will order over a given period – a period that </w:t>
-      </w:r>
-      <w:r>
-        <w:t xml:space="preserve">is destined to run well past the use-by date. </w:t>
-      </w:r>
-      <w:r>
-        <w:t>When we are delivered more than we can use – intentionally or mistakenly – we are serving our surplus patrons best when we offer them</w:t>
-      </w:r>
-      <w:r>
-        <w:t xml:space="preserve"> the quantity that we know we will never use before its use-by date</w:t>
-      </w:r>
-      <w:r>
-        <w:t>. That is, even before it reaches its use-by date, offer them that product at the earliest possible time</w:t>
-      </w:r>
-      <w:r>
-        <w:t xml:space="preserve"> when you are certain it will not be used in an emergency scenario.</w:t>
-      </w:r>
-      <w:r>
-        <w:t xml:space="preserve"> This needs a little more coverage to explain the lines between extra stock for emergencies and extra stock</w:t>
-      </w:r>
-      <w:r>
-        <w:t xml:space="preserve"> they want us to unload. It is important that I write here how we can carry two or three months</w:t>
-      </w:r>
-      <w:r>
-        <w:t xml:space="preserve"> of stock without hitting use-by dates for ½ or 2/3 of the stock.</w:t>
-      </w:r>
-      <w:r>
         <w:t xml:space="preserve"> </w:t>
+      </w:r>
+      <w:r>
+        <w:t>is everything besides the perishable items</w:t>
+      </w:r>
+      <w:r>
+        <w:t xml:space="preserve">, which is </w:t>
+      </w:r>
+      <w:r>
+        <w:t>just about everything that is stock</w:t>
+      </w:r>
+      <w:r>
+        <w:t>ed</w:t>
+      </w:r>
+      <w:r>
+        <w:t xml:space="preserve"> </w:t>
+      </w:r>
+      <w:r>
+        <w:t>on</w:t>
+      </w:r>
+      <w:r>
+        <w:t xml:space="preserve"> the warehouse shelves, like </w:t>
+      </w:r>
+      <w:r>
+        <w:t xml:space="preserve">Fully Cooked Beef or Raisin Bran. </w:t>
+      </w:r>
+      <w:r>
+        <w:t xml:space="preserve">When </w:t>
+      </w:r>
+      <w:r>
+        <w:t xml:space="preserve">the use-by date on this type of item is </w:t>
+      </w:r>
+      <w:r>
+        <w:t>less than 30 days away</w:t>
+      </w:r>
+      <w:r>
+        <w:t xml:space="preserve">, then it should, too, be removed from our shelves and donated to a church-approved surplus operation. </w:t>
       </w:r>
     </w:p>
     <w:p>
       <w:r>
-        <w:t xml:space="preserve">An important Storehouse function is that of </w:t>
-      </w:r>
-      <w:r>
-        <w:t xml:space="preserve">preparing </w:t>
-      </w:r>
-      <w:r>
-        <w:t xml:space="preserve">the parts of our stock that </w:t>
-      </w:r>
-      <w:r>
-        <w:t xml:space="preserve">is approaching its use-by date </w:t>
-      </w:r>
-      <w:r>
-        <w:t xml:space="preserve">or that was intentionally sent to us from Hermiston as overstock </w:t>
-      </w:r>
-      <w:r>
-        <w:t>for pickup or delivery to approved surplus patrons.</w:t>
+        <w:t xml:space="preserve">It is important to keep in mind that </w:t>
+      </w:r>
+      <w:r>
+        <w:t xml:space="preserve">we should strive to deliver the best possible quality products to both our in-storehouse patrons and our </w:t>
+      </w:r>
+      <w:r>
+        <w:t xml:space="preserve">surplus customers. The best way to accomplish this when </w:t>
+      </w:r>
+      <w:r>
+        <w:t>considering surplus is to remove the items from the shelves as soon</w:t>
+      </w:r>
+      <w:r>
+        <w:t xml:space="preserve"> as t</w:t>
+      </w:r>
+      <w:r>
+        <w:t>he dates</w:t>
+      </w:r>
+      <w:r>
+        <w:t xml:space="preserve"> require, and get t</w:t>
+      </w:r>
+      <w:r>
+        <w:t>hem</w:t>
+      </w:r>
+      <w:r>
+        <w:t xml:space="preserve"> delivered to the surplus customers as soon as possible so we will be providing the</w:t>
+      </w:r>
+      <w:r>
+        <w:t>m with the</w:t>
+      </w:r>
+      <w:r>
+        <w:t xml:space="preserve"> best quality we can</w:t>
       </w:r>
       <w:r>
         <w:t xml:space="preserve"> </w:t>
       </w:r>
       <w:r>
-        <w:t>A</w:t>
-      </w:r>
-      <w:r>
-        <w:t xml:space="preserve">ll items in our </w:t>
-      </w:r>
-      <w:r>
-        <w:t xml:space="preserve">inventory </w:t>
-      </w:r>
-      <w:r>
-        <w:t xml:space="preserve">become </w:t>
-      </w:r>
-      <w:r>
-        <w:t xml:space="preserve">surplus </w:t>
-      </w:r>
-      <w:r>
-        <w:t>goods</w:t>
-      </w:r>
-      <w:r>
-        <w:t xml:space="preserve"> when they</w:t>
-      </w:r>
-      <w:r>
-        <w:t xml:space="preserve"> are what are known as </w:t>
-      </w:r>
-      <w:r>
-        <w:t xml:space="preserve">perishable foods that are </w:t>
-      </w:r>
-      <w:r>
-        <w:t>ten days or less from their use-by date</w:t>
-      </w:r>
-      <w:r>
-        <w:t xml:space="preserve">. Perishable foods are </w:t>
-      </w:r>
-      <w:r>
-        <w:t>milk products, eggs, and fruits or vegetables.</w:t>
-      </w:r>
-      <w:r>
-        <w:t xml:space="preserve"> </w:t>
+        <w:t xml:space="preserve">so </w:t>
+      </w:r>
+      <w:r>
+        <w:t xml:space="preserve">they are able to </w:t>
+      </w:r>
+      <w:r>
+        <w:t>provid</w:t>
+      </w:r>
+      <w:r>
+        <w:t>e</w:t>
+      </w:r>
+      <w:r>
+        <w:t xml:space="preserve"> the best quality </w:t>
+      </w:r>
+      <w:r>
+        <w:t>they can</w:t>
+      </w:r>
+      <w:r>
+        <w:t>.</w:t>
       </w:r>
     </w:p>
     <w:p>
       <w:r>
-        <w:t xml:space="preserve">The other category of surplus concerns the </w:t>
-      </w:r>
-      <w:r>
-        <w:t xml:space="preserve">less perishable foods </w:t>
-      </w:r>
-      <w:r>
-        <w:t xml:space="preserve">that have a use-by date, </w:t>
-      </w:r>
-      <w:r>
-        <w:t>such as canned chili, ranch dressing, or toothpaste.</w:t>
-      </w:r>
-      <w:r>
-        <w:t xml:space="preserve"> They </w:t>
-      </w:r>
-      <w:r>
-        <w:t>become surplus when they are 30 days or less from their use-by date</w:t>
-      </w:r>
-      <w:r>
-        <w:t>s.</w:t>
-      </w:r>
-    </w:p>
-    <w:p>
-      <w:r>
-        <w:t>There is one more category that I will mention, which is items that have passed their use-by date. They are reclassified as garbage</w:t>
-      </w:r>
-      <w:r>
-        <w:t xml:space="preserve">, and must be disposed of in the dumpster. The church’s storehouse system is very serious about offering only quality food, and wants </w:t>
-      </w:r>
-      <w:r>
-        <w:t>anything past its use-by date disposed of.</w:t>
-      </w:r>
-    </w:p>
-    <w:p>
-      <w:r>
-        <w:t>When any items are deemed surplus, the procedure is as follows:</w:t>
+        <w:t xml:space="preserve">Before </w:t>
+      </w:r>
+      <w:r>
+        <w:t xml:space="preserve">listing </w:t>
+      </w:r>
+      <w:r>
+        <w:t>the currently church</w:t>
+      </w:r>
+      <w:r>
+        <w:t>-</w:t>
+      </w:r>
+      <w:r>
+        <w:t xml:space="preserve">approved </w:t>
+      </w:r>
+      <w:r>
+        <w:t xml:space="preserve">surplus customers </w:t>
+      </w:r>
+      <w:r>
+        <w:t xml:space="preserve">There is one more category that I will mention, which </w:t>
+      </w:r>
+      <w:r>
+        <w:t xml:space="preserve">concerns the third time range. </w:t>
+      </w:r>
+      <w:r>
+        <w:t>The f</w:t>
+      </w:r>
+      <w:r>
+        <w:t xml:space="preserve">irst </w:t>
+      </w:r>
+      <w:r>
+        <w:t xml:space="preserve">range </w:t>
+      </w:r>
+      <w:r>
+        <w:t xml:space="preserve">is </w:t>
+      </w:r>
+      <w:r>
+        <w:t xml:space="preserve">when the food is </w:t>
+      </w:r>
+      <w:r>
+        <w:t>new, fresh</w:t>
+      </w:r>
+      <w:r>
+        <w:t xml:space="preserve">, </w:t>
+      </w:r>
+      <w:r>
+        <w:t>and just delivered to MKS; S</w:t>
+      </w:r>
+      <w:r>
+        <w:t xml:space="preserve">econd </w:t>
+      </w:r>
+      <w:r>
+        <w:t>is</w:t>
+      </w:r>
+      <w:r>
+        <w:t xml:space="preserve"> </w:t>
+      </w:r>
+      <w:r>
+        <w:t xml:space="preserve">when </w:t>
+      </w:r>
+      <w:r>
+        <w:t>the products’</w:t>
+      </w:r>
+      <w:r>
+        <w:t xml:space="preserve"> use-by</w:t>
+      </w:r>
+      <w:r>
+        <w:t xml:space="preserve"> has reached a time when i</w:t>
+      </w:r>
+      <w:r>
+        <w:t xml:space="preserve">t should be sent </w:t>
+      </w:r>
+      <w:r>
+        <w:t xml:space="preserve">to </w:t>
+      </w:r>
+      <w:r>
+        <w:t xml:space="preserve">a </w:t>
+      </w:r>
+      <w:r>
+        <w:t>surplus</w:t>
+      </w:r>
+      <w:r>
+        <w:t xml:space="preserve"> customer</w:t>
+      </w:r>
+      <w:r>
+        <w:t>; A</w:t>
+      </w:r>
+      <w:r>
+        <w:t xml:space="preserve">nd </w:t>
+      </w:r>
+      <w:r>
+        <w:t xml:space="preserve">third is the </w:t>
+      </w:r>
+      <w:r>
+        <w:t xml:space="preserve">items that have passed their use-by date. </w:t>
+      </w:r>
+      <w:r>
+        <w:t xml:space="preserve">Our Hermiston Managers are adamant that any food </w:t>
+      </w:r>
+      <w:r>
+        <w:t xml:space="preserve">that is damaged or has reached its use-by date must be </w:t>
+      </w:r>
+      <w:r>
+        <w:t>reclassified as garbage</w:t>
+      </w:r>
+      <w:r>
+        <w:t>. The</w:t>
+      </w:r>
+      <w:r>
+        <w:t>i</w:t>
+      </w:r>
+      <w:r>
+        <w:t xml:space="preserve">r reasoning is based on </w:t>
+      </w:r>
+      <w:r>
+        <w:t xml:space="preserve">legal liability that might </w:t>
+      </w:r>
+      <w:r>
+        <w:t xml:space="preserve">follow our distributing any old food. </w:t>
+      </w:r>
+      <w:r>
+        <w:t>The packaging for a</w:t>
+      </w:r>
+      <w:r>
+        <w:t xml:space="preserve">ll food with an expired use-by date </w:t>
+      </w:r>
+      <w:r>
+        <w:t xml:space="preserve">is to </w:t>
+      </w:r>
+      <w:r>
+        <w:t xml:space="preserve">be </w:t>
+      </w:r>
+      <w:r>
+        <w:t>removed and</w:t>
+      </w:r>
+      <w:r>
+        <w:t xml:space="preserve">, destroyed in that way, </w:t>
+      </w:r>
+      <w:r>
+        <w:t xml:space="preserve">it and its container must </w:t>
+      </w:r>
+      <w:r>
+        <w:t xml:space="preserve">be </w:t>
+      </w:r>
+      <w:r>
+        <w:t xml:space="preserve">disposed </w:t>
+      </w:r>
+      <w:r>
+        <w:t xml:space="preserve">into </w:t>
+      </w:r>
+      <w:r>
+        <w:t xml:space="preserve">the dumpster. </w:t>
       </w:r>
     </w:p>
     <w:p/>
     <w:p>
-      <w:pPr>
-        <w:jc w:val="center"/>
+      <w:r>
+        <w:t xml:space="preserve">What follows </w:t>
+      </w:r>
+      <w:r>
+        <w:t>is the current list of surplus customers that has been approved by Hermiston</w:t>
+      </w:r>
+      <w:r>
+        <w:t xml:space="preserve">. If you </w:t>
+      </w:r>
+      <w:r>
+        <w:t>find another agency that would like to be on this list, contact Alan Child</w:t>
+      </w:r>
+      <w:r>
+        <w:t xml:space="preserve"> and he will send them the application.</w:t>
+      </w:r>
+    </w:p>
+    <w:p>
+      <w:pPr>
         <w:rPr>
           <w:b/>
           <w:bCs/>
-          <w:sz w:val="36"/>
-          <w:szCs w:val="36"/>
         </w:rPr>
       </w:pPr>
       <w:r>
         <w:rPr>
           <w:b/>
           <w:bCs/>
-          <w:sz w:val="36"/>
-          <w:szCs w:val="36"/>
-        </w:rPr>
-        <w:t>Approved by Hermiston BCS – Donation of Surplus Items</w:t>
-      </w:r>
-    </w:p>
-    <w:p/>
-    <w:p>
-      <w:pPr>
-        <w:rPr>
-          <w:sz w:val="28"/>
-          <w:szCs w:val="28"/>
-        </w:rPr>
-      </w:pPr>
-      <w:r>
-        <w:rPr>
-          <w:sz w:val="28"/>
-          <w:szCs w:val="28"/>
-        </w:rPr>
-        <w:t>NOTE: Contact Alan Child to add another Agency to this list. Alan will send an electronic form to their email address to apply.</w:t>
-      </w:r>
-    </w:p>
-    <w:p/>
-    <w:p>
-      <w:pPr>
-        <w:rPr>
-          <w:b/>
-          <w:bCs/>
-          <w:sz w:val="32"/>
-          <w:szCs w:val="32"/>
-        </w:rPr>
-      </w:pPr>
-      <w:r>
-        <w:rPr>
-          <w:b/>
-          <w:bCs/>
-          <w:sz w:val="32"/>
-          <w:szCs w:val="32"/>
         </w:rPr>
         <w:t xml:space="preserve">Everett Gospel Mission – </w:t>
       </w:r>
@@ -297,41 +411,21 @@
           <w:ilvl w:val="0"/>
           <w:numId w:val="2"/>
         </w:numPr>
-        <w:rPr>
-          <w:sz w:val="32"/>
-          <w:szCs w:val="32"/>
-        </w:rPr>
-      </w:pPr>
-      <w:r>
-        <w:rPr>
-          <w:sz w:val="32"/>
-          <w:szCs w:val="32"/>
-        </w:rPr>
+      </w:pPr>
+      <w:r>
         <w:t>drop off</w:t>
       </w:r>
     </w:p>
     <w:p>
-      <w:pPr>
-        <w:rPr>
-          <w:sz w:val="32"/>
-          <w:szCs w:val="32"/>
-        </w:rPr>
-      </w:pPr>
       <w:r>
         <w:rPr>
           <w:b/>
           <w:bCs/>
-          <w:sz w:val="32"/>
-          <w:szCs w:val="32"/>
         </w:rPr>
         <w:t>Mukilteo Food Bank</w:t>
       </w:r>
       <w:r>
-        <w:rPr>
-          <w:sz w:val="32"/>
-          <w:szCs w:val="32"/>
-        </w:rPr>
-        <w:t xml:space="preserve"> – Lisa Edwards – </w:t>
+        <w:t xml:space="preserve"> – Lisa Edwards</w:t>
       </w:r>
     </w:p>
     <w:p>
@@ -341,40 +435,21 @@
           <w:ilvl w:val="0"/>
           <w:numId w:val="1"/>
         </w:numPr>
-        <w:rPr>
-          <w:sz w:val="32"/>
-          <w:szCs w:val="32"/>
-        </w:rPr>
-      </w:pPr>
-      <w:r>
-        <w:rPr>
-          <w:sz w:val="32"/>
-          <w:szCs w:val="32"/>
-        </w:rPr>
+      </w:pPr>
+      <w:r>
         <w:t>text contact 425-273-6931 to arrange pickup</w:t>
       </w:r>
     </w:p>
     <w:p>
-      <w:pPr>
-        <w:rPr>
-          <w:sz w:val="32"/>
-          <w:szCs w:val="32"/>
-        </w:rPr>
-      </w:pPr>
       <w:r>
         <w:rPr>
           <w:b/>
           <w:bCs/>
-          <w:sz w:val="32"/>
-          <w:szCs w:val="32"/>
         </w:rPr>
+        <w:lastRenderedPageBreak/>
         <w:t>Renewal Food Bank</w:t>
       </w:r>
       <w:r>
-        <w:rPr>
-          <w:sz w:val="32"/>
-          <w:szCs w:val="32"/>
-        </w:rPr>
         <w:t xml:space="preserve"> – Kathy Hoggan – </w:t>
       </w:r>
     </w:p>
@@ -385,54 +460,20 @@
           <w:ilvl w:val="0"/>
           <w:numId w:val="1"/>
         </w:numPr>
-        <w:rPr>
-          <w:sz w:val="32"/>
-          <w:szCs w:val="32"/>
-        </w:rPr>
-      </w:pPr>
-      <w:r>
-        <w:rPr>
-          <w:sz w:val="32"/>
-          <w:szCs w:val="32"/>
-        </w:rPr>
-        <w:t>text contact 425-</w:t>
-      </w:r>
-      <w:r>
-        <w:rPr>
-          <w:sz w:val="32"/>
-          <w:szCs w:val="32"/>
-        </w:rPr>
-        <w:t>269-7411</w:t>
-      </w:r>
-      <w:r>
-        <w:rPr>
-          <w:sz w:val="32"/>
-          <w:szCs w:val="32"/>
-        </w:rPr>
-        <w:t xml:space="preserve"> to arrange pickup</w:t>
+      </w:pPr>
+      <w:r>
+        <w:t>text contact 425-269-7411 to arrange pickup</w:t>
       </w:r>
     </w:p>
     <w:p>
-      <w:pPr>
-        <w:rPr>
-          <w:sz w:val="32"/>
-          <w:szCs w:val="32"/>
-        </w:rPr>
-      </w:pPr>
       <w:r>
         <w:rPr>
           <w:b/>
           <w:bCs/>
-          <w:sz w:val="32"/>
-          <w:szCs w:val="32"/>
         </w:rPr>
         <w:t>Lake Stevens Community Food Bank</w:t>
       </w:r>
       <w:r>
-        <w:rPr>
-          <w:sz w:val="32"/>
-          <w:szCs w:val="32"/>
-        </w:rPr>
         <w:t xml:space="preserve"> – Anthony Hawley – </w:t>
       </w:r>
     </w:p>
@@ -443,30 +484,21 @@
           <w:ilvl w:val="0"/>
           <w:numId w:val="1"/>
         </w:numPr>
-        <w:rPr>
-          <w:sz w:val="32"/>
-          <w:szCs w:val="32"/>
-        </w:rPr>
-      </w:pPr>
-      <w:r>
-        <w:rPr>
-          <w:sz w:val="32"/>
-          <w:szCs w:val="32"/>
-        </w:rPr>
+      </w:pPr>
+      <w:r>
         <w:t>call 425-334-3430</w:t>
       </w:r>
-    </w:p>
-    <w:p>
-      <w:pPr>
-        <w:rPr>
-          <w:sz w:val="28"/>
-          <w:szCs w:val="28"/>
-        </w:rPr>
-      </w:pPr>
     </w:p>
     <w:p/>
     <w:p/>
+    <w:p/>
     <w:sectPr>
+      <w:headerReference w:type="even" r:id="rId7"/>
+      <w:headerReference w:type="default" r:id="rId8"/>
+      <w:footerReference w:type="even" r:id="rId9"/>
+      <w:footerReference w:type="default" r:id="rId10"/>
+      <w:headerReference w:type="first" r:id="rId11"/>
+      <w:footerReference w:type="first" r:id="rId12"/>
       <w:pgSz w:w="12240" w:h="15840"/>
       <w:pgMar w:top="1440" w:right="1440" w:bottom="1440" w:left="1440" w:header="720" w:footer="720" w:gutter="0"/>
       <w:cols w:space="720"/>
@@ -474,6 +506,161 @@
     </w:sectPr>
   </w:body>
 </w:document>
+</file>
+
+<file path=word/endnotes.xml><?xml version="1.0" encoding="utf-8"?>
+<w:endnotes xmlns:wpc="http://schemas.microsoft.com/office/word/2010/wordprocessingCanvas" xmlns:cx="http://schemas.microsoft.com/office/drawing/2014/chartex" xmlns:cx1="http://schemas.microsoft.com/office/drawing/2015/9/8/chartex" xmlns:cx2="http://schemas.microsoft.com/office/drawing/2015/10/21/chartex" xmlns:cx3="http://schemas.microsoft.com/office/drawing/2016/5/9/chartex" xmlns:cx4="http://schemas.microsoft.com/office/drawing/2016/5/10/chartex" xmlns:cx5="http://schemas.microsoft.com/office/drawing/2016/5/11/chartex" xmlns:cx6="http://schemas.microsoft.com/office/drawing/2016/5/12/chartex" xmlns:cx7="http://schemas.microsoft.com/office/drawing/2016/5/13/chartex" xmlns:cx8="http://schemas.microsoft.com/office/drawing/2016/5/14/chartex" xmlns:mc="http://schemas.openxmlformats.org/markup-compatibility/2006" xmlns:aink="http://schemas.microsoft.com/office/drawing/2016/ink" xmlns:am3d="http://schemas.microsoft.com/office/drawing/2017/model3d" xmlns:o="urn:schemas-microsoft-com:office:office" xmlns:oel="http://schemas.microsoft.com/office/2019/extlst" xmlns:r="http://schemas.openxmlformats.org/officeDocument/2006/relationships" xmlns:m="http://schemas.openxmlformats.org/officeDocument/2006/math" xmlns:v="urn:schemas-microsoft-com:vml" xmlns:wp14="http://schemas.microsoft.com/office/word/2010/wordprocessingDrawing" xmlns:wp="http://schemas.openxmlformats.org/drawingml/2006/wordprocessingDrawing" xmlns:w10="urn:schemas-microsoft-com:office:word" xmlns:w="http://schemas.openxmlformats.org/wordprocessingml/2006/main" xmlns:w14="http://schemas.microsoft.com/office/word/2010/wordml" xmlns:w15="http://schemas.microsoft.com/office/word/2012/wordml" xmlns:w16cex="http://schemas.microsoft.com/office/word/2018/wordml/cex" xmlns:w16cid="http://schemas.microsoft.com/office/word/2016/wordml/cid" xmlns:w16="http://schemas.microsoft.com/office/word/2018/wordml" xmlns:w16du="http://schemas.microsoft.com/office/word/2023/wordml/word16du" xmlns:w16sdtdh="http://schemas.microsoft.com/office/word/2020/wordml/sdtdatahash" xmlns:w16sdtfl="http://schemas.microsoft.com/office/word/2024/wordml/sdtformatlock" xmlns:w16se="http://schemas.microsoft.com/office/word/2015/wordml/symex" xmlns:wpg="http://schemas.microsoft.com/office/word/2010/wordprocessingGroup" xmlns:wpi="http://schemas.microsoft.com/office/word/2010/wordprocessingInk" xmlns:wne="http://schemas.microsoft.com/office/word/2006/wordml" xmlns:wps="http://schemas.microsoft.com/office/word/2010/wordprocessingShape" mc:Ignorable="w14 w15 w16se w16cid w16 w16cex w16sdtdh w16sdtfl w16du wp14">
+  <w:endnote w:type="separator" w:id="-1">
+    <w:p>
+      <w:pPr>
+        <w:spacing w:after="0" w:line="240" w:lineRule="auto"/>
+      </w:pPr>
+      <w:r>
+        <w:separator/>
+      </w:r>
+    </w:p>
+  </w:endnote>
+  <w:endnote w:type="continuationSeparator" w:id="0">
+    <w:p>
+      <w:pPr>
+        <w:spacing w:after="0" w:line="240" w:lineRule="auto"/>
+      </w:pPr>
+      <w:r>
+        <w:continuationSeparator/>
+      </w:r>
+    </w:p>
+  </w:endnote>
+</w:endnotes>
+</file>
+
+<file path=word/footer1.xml><?xml version="1.0" encoding="utf-8"?>
+<w:ftr xmlns:wpc="http://schemas.microsoft.com/office/word/2010/wordprocessingCanvas" xmlns:cx="http://schemas.microsoft.com/office/drawing/2014/chartex" xmlns:cx1="http://schemas.microsoft.com/office/drawing/2015/9/8/chartex" xmlns:cx2="http://schemas.microsoft.com/office/drawing/2015/10/21/chartex" xmlns:cx3="http://schemas.microsoft.com/office/drawing/2016/5/9/chartex" xmlns:cx4="http://schemas.microsoft.com/office/drawing/2016/5/10/chartex" xmlns:cx5="http://schemas.microsoft.com/office/drawing/2016/5/11/chartex" xmlns:cx6="http://schemas.microsoft.com/office/drawing/2016/5/12/chartex" xmlns:cx7="http://schemas.microsoft.com/office/drawing/2016/5/13/chartex" xmlns:cx8="http://schemas.microsoft.com/office/drawing/2016/5/14/chartex" xmlns:mc="http://schemas.openxmlformats.org/markup-compatibility/2006" xmlns:aink="http://schemas.microsoft.com/office/drawing/2016/ink" xmlns:am3d="http://schemas.microsoft.com/office/drawing/2017/model3d" xmlns:o="urn:schemas-microsoft-com:office:office" xmlns:oel="http://schemas.microsoft.com/office/2019/extlst" xmlns:r="http://schemas.openxmlformats.org/officeDocument/2006/relationships" xmlns:m="http://schemas.openxmlformats.org/officeDocument/2006/math" xmlns:v="urn:schemas-microsoft-com:vml" xmlns:wp14="http://schemas.microsoft.com/office/word/2010/wordprocessingDrawing" xmlns:wp="http://schemas.openxmlformats.org/drawingml/2006/wordprocessingDrawing" xmlns:w10="urn:schemas-microsoft-com:office:word" xmlns:w="http://schemas.openxmlformats.org/wordprocessingml/2006/main" xmlns:w14="http://schemas.microsoft.com/office/word/2010/wordml" xmlns:w15="http://schemas.microsoft.com/office/word/2012/wordml" xmlns:w16cex="http://schemas.microsoft.com/office/word/2018/wordml/cex" xmlns:w16cid="http://schemas.microsoft.com/office/word/2016/wordml/cid" xmlns:w16="http://schemas.microsoft.com/office/word/2018/wordml" xmlns:w16du="http://schemas.microsoft.com/office/word/2023/wordml/word16du" xmlns:w16sdtdh="http://schemas.microsoft.com/office/word/2020/wordml/sdtdatahash" xmlns:w16sdtfl="http://schemas.microsoft.com/office/word/2024/wordml/sdtformatlock" xmlns:w16se="http://schemas.microsoft.com/office/word/2015/wordml/symex" xmlns:wpg="http://schemas.microsoft.com/office/word/2010/wordprocessingGroup" xmlns:wpi="http://schemas.microsoft.com/office/word/2010/wordprocessingInk" xmlns:wne="http://schemas.microsoft.com/office/word/2006/wordml" xmlns:wps="http://schemas.microsoft.com/office/word/2010/wordprocessingShape" mc:Ignorable="w14 w15 w16se w16cid w16 w16cex w16sdtdh w16sdtfl w16du wp14">
+  <w:p>
+    <w:pPr>
+      <w:pStyle w:val="Footer"/>
+    </w:pPr>
+  </w:p>
+</w:ftr>
+</file>
+
+<file path=word/footer2.xml><?xml version="1.0" encoding="utf-8"?>
+<w:ftr xmlns:wpc="http://schemas.microsoft.com/office/word/2010/wordprocessingCanvas" xmlns:cx="http://schemas.microsoft.com/office/drawing/2014/chartex" xmlns:cx1="http://schemas.microsoft.com/office/drawing/2015/9/8/chartex" xmlns:cx2="http://schemas.microsoft.com/office/drawing/2015/10/21/chartex" xmlns:cx3="http://schemas.microsoft.com/office/drawing/2016/5/9/chartex" xmlns:cx4="http://schemas.microsoft.com/office/drawing/2016/5/10/chartex" xmlns:cx5="http://schemas.microsoft.com/office/drawing/2016/5/11/chartex" xmlns:cx6="http://schemas.microsoft.com/office/drawing/2016/5/12/chartex" xmlns:cx7="http://schemas.microsoft.com/office/drawing/2016/5/13/chartex" xmlns:cx8="http://schemas.microsoft.com/office/drawing/2016/5/14/chartex" xmlns:mc="http://schemas.openxmlformats.org/markup-compatibility/2006" xmlns:aink="http://schemas.microsoft.com/office/drawing/2016/ink" xmlns:am3d="http://schemas.microsoft.com/office/drawing/2017/model3d" xmlns:o="urn:schemas-microsoft-com:office:office" xmlns:oel="http://schemas.microsoft.com/office/2019/extlst" xmlns:r="http://schemas.openxmlformats.org/officeDocument/2006/relationships" xmlns:m="http://schemas.openxmlformats.org/officeDocument/2006/math" xmlns:v="urn:schemas-microsoft-com:vml" xmlns:wp14="http://schemas.microsoft.com/office/word/2010/wordprocessingDrawing" xmlns:wp="http://schemas.openxmlformats.org/drawingml/2006/wordprocessingDrawing" xmlns:w10="urn:schemas-microsoft-com:office:word" xmlns:w="http://schemas.openxmlformats.org/wordprocessingml/2006/main" xmlns:w14="http://schemas.microsoft.com/office/word/2010/wordml" xmlns:w15="http://schemas.microsoft.com/office/word/2012/wordml" xmlns:w16cex="http://schemas.microsoft.com/office/word/2018/wordml/cex" xmlns:w16cid="http://schemas.microsoft.com/office/word/2016/wordml/cid" xmlns:w16="http://schemas.microsoft.com/office/word/2018/wordml" xmlns:w16du="http://schemas.microsoft.com/office/word/2023/wordml/word16du" xmlns:w16sdtdh="http://schemas.microsoft.com/office/word/2020/wordml/sdtdatahash" xmlns:w16sdtfl="http://schemas.microsoft.com/office/word/2024/wordml/sdtformatlock" xmlns:w16se="http://schemas.microsoft.com/office/word/2015/wordml/symex" xmlns:wpg="http://schemas.microsoft.com/office/word/2010/wordprocessingGroup" xmlns:wpi="http://schemas.microsoft.com/office/word/2010/wordprocessingInk" xmlns:wne="http://schemas.microsoft.com/office/word/2006/wordml" xmlns:wps="http://schemas.microsoft.com/office/word/2010/wordprocessingShape" mc:Ignorable="w14 w15 w16se w16cid w16 w16cex w16sdtdh w16sdtfl w16du wp14">
+  <w:p>
+    <w:pPr>
+      <w:pStyle w:val="Footer"/>
+      <w:rPr>
+        <w:i/>
+        <w:iCs/>
+      </w:rPr>
+    </w:pPr>
+    <w:r>
+      <w:rPr>
+        <w:i/>
+        <w:iCs/>
+      </w:rPr>
+      <w:t>Surplus.docx</w:t>
+    </w:r>
+    <w:r>
+      <w:rPr>
+        <w:i/>
+        <w:iCs/>
+      </w:rPr>
+      <w:tab/>
+    </w:r>
+    <w:r>
+      <w:rPr>
+        <w:i/>
+        <w:iCs/>
+      </w:rPr>
+      <w:tab/>
+      <w:t>7-4-2</w:t>
+    </w:r>
+    <w:r>
+      <w:rPr>
+        <w:i/>
+        <w:iCs/>
+      </w:rPr>
+      <w:t>02</w:t>
+    </w:r>
+    <w:r>
+      <w:rPr>
+        <w:i/>
+        <w:iCs/>
+      </w:rPr>
+      <w:t>6</w:t>
+    </w:r>
+  </w:p>
+  <w:p>
+    <w:pPr>
+      <w:pStyle w:val="Footer"/>
+    </w:pPr>
+  </w:p>
+</w:ftr>
+</file>
+
+<file path=word/footer3.xml><?xml version="1.0" encoding="utf-8"?>
+<w:ftr xmlns:wpc="http://schemas.microsoft.com/office/word/2010/wordprocessingCanvas" xmlns:cx="http://schemas.microsoft.com/office/drawing/2014/chartex" xmlns:cx1="http://schemas.microsoft.com/office/drawing/2015/9/8/chartex" xmlns:cx2="http://schemas.microsoft.com/office/drawing/2015/10/21/chartex" xmlns:cx3="http://schemas.microsoft.com/office/drawing/2016/5/9/chartex" xmlns:cx4="http://schemas.microsoft.com/office/drawing/2016/5/10/chartex" xmlns:cx5="http://schemas.microsoft.com/office/drawing/2016/5/11/chartex" xmlns:cx6="http://schemas.microsoft.com/office/drawing/2016/5/12/chartex" xmlns:cx7="http://schemas.microsoft.com/office/drawing/2016/5/13/chartex" xmlns:cx8="http://schemas.microsoft.com/office/drawing/2016/5/14/chartex" xmlns:mc="http://schemas.openxmlformats.org/markup-compatibility/2006" xmlns:aink="http://schemas.microsoft.com/office/drawing/2016/ink" xmlns:am3d="http://schemas.microsoft.com/office/drawing/2017/model3d" xmlns:o="urn:schemas-microsoft-com:office:office" xmlns:oel="http://schemas.microsoft.com/office/2019/extlst" xmlns:r="http://schemas.openxmlformats.org/officeDocument/2006/relationships" xmlns:m="http://schemas.openxmlformats.org/officeDocument/2006/math" xmlns:v="urn:schemas-microsoft-com:vml" xmlns:wp14="http://schemas.microsoft.com/office/word/2010/wordprocessingDrawing" xmlns:wp="http://schemas.openxmlformats.org/drawingml/2006/wordprocessingDrawing" xmlns:w10="urn:schemas-microsoft-com:office:word" xmlns:w="http://schemas.openxmlformats.org/wordprocessingml/2006/main" xmlns:w14="http://schemas.microsoft.com/office/word/2010/wordml" xmlns:w15="http://schemas.microsoft.com/office/word/2012/wordml" xmlns:w16cex="http://schemas.microsoft.com/office/word/2018/wordml/cex" xmlns:w16cid="http://schemas.microsoft.com/office/word/2016/wordml/cid" xmlns:w16="http://schemas.microsoft.com/office/word/2018/wordml" xmlns:w16du="http://schemas.microsoft.com/office/word/2023/wordml/word16du" xmlns:w16sdtdh="http://schemas.microsoft.com/office/word/2020/wordml/sdtdatahash" xmlns:w16sdtfl="http://schemas.microsoft.com/office/word/2024/wordml/sdtformatlock" xmlns:w16se="http://schemas.microsoft.com/office/word/2015/wordml/symex" xmlns:wpg="http://schemas.microsoft.com/office/word/2010/wordprocessingGroup" xmlns:wpi="http://schemas.microsoft.com/office/word/2010/wordprocessingInk" xmlns:wne="http://schemas.microsoft.com/office/word/2006/wordml" xmlns:wps="http://schemas.microsoft.com/office/word/2010/wordprocessingShape" mc:Ignorable="w14 w15 w16se w16cid w16 w16cex w16sdtdh w16sdtfl w16du wp14">
+  <w:p>
+    <w:pPr>
+      <w:pStyle w:val="Footer"/>
+    </w:pPr>
+  </w:p>
+</w:ftr>
+</file>
+
+<file path=word/footnotes.xml><?xml version="1.0" encoding="utf-8"?>
+<w:footnotes xmlns:wpc="http://schemas.microsoft.com/office/word/2010/wordprocessingCanvas" xmlns:cx="http://schemas.microsoft.com/office/drawing/2014/chartex" xmlns:cx1="http://schemas.microsoft.com/office/drawing/2015/9/8/chartex" xmlns:cx2="http://schemas.microsoft.com/office/drawing/2015/10/21/chartex" xmlns:cx3="http://schemas.microsoft.com/office/drawing/2016/5/9/chartex" xmlns:cx4="http://schemas.microsoft.com/office/drawing/2016/5/10/chartex" xmlns:cx5="http://schemas.microsoft.com/office/drawing/2016/5/11/chartex" xmlns:cx6="http://schemas.microsoft.com/office/drawing/2016/5/12/chartex" xmlns:cx7="http://schemas.microsoft.com/office/drawing/2016/5/13/chartex" xmlns:cx8="http://schemas.microsoft.com/office/drawing/2016/5/14/chartex" xmlns:mc="http://schemas.openxmlformats.org/markup-compatibility/2006" xmlns:aink="http://schemas.microsoft.com/office/drawing/2016/ink" xmlns:am3d="http://schemas.microsoft.com/office/drawing/2017/model3d" xmlns:o="urn:schemas-microsoft-com:office:office" xmlns:oel="http://schemas.microsoft.com/office/2019/extlst" xmlns:r="http://schemas.openxmlformats.org/officeDocument/2006/relationships" xmlns:m="http://schemas.openxmlformats.org/officeDocument/2006/math" xmlns:v="urn:schemas-microsoft-com:vml" xmlns:wp14="http://schemas.microsoft.com/office/word/2010/wordprocessingDrawing" xmlns:wp="http://schemas.openxmlformats.org/drawingml/2006/wordprocessingDrawing" xmlns:w10="urn:schemas-microsoft-com:office:word" xmlns:w="http://schemas.openxmlformats.org/wordprocessingml/2006/main" xmlns:w14="http://schemas.microsoft.com/office/word/2010/wordml" xmlns:w15="http://schemas.microsoft.com/office/word/2012/wordml" xmlns:w16cex="http://schemas.microsoft.com/office/word/2018/wordml/cex" xmlns:w16cid="http://schemas.microsoft.com/office/word/2016/wordml/cid" xmlns:w16="http://schemas.microsoft.com/office/word/2018/wordml" xmlns:w16du="http://schemas.microsoft.com/office/word/2023/wordml/word16du" xmlns:w16sdtdh="http://schemas.microsoft.com/office/word/2020/wordml/sdtdatahash" xmlns:w16sdtfl="http://schemas.microsoft.com/office/word/2024/wordml/sdtformatlock" xmlns:w16se="http://schemas.microsoft.com/office/word/2015/wordml/symex" xmlns:wpg="http://schemas.microsoft.com/office/word/2010/wordprocessingGroup" xmlns:wpi="http://schemas.microsoft.com/office/word/2010/wordprocessingInk" xmlns:wne="http://schemas.microsoft.com/office/word/2006/wordml" xmlns:wps="http://schemas.microsoft.com/office/word/2010/wordprocessingShape" mc:Ignorable="w14 w15 w16se w16cid w16 w16cex w16sdtdh w16sdtfl w16du wp14">
+  <w:footnote w:type="separator" w:id="-1">
+    <w:p>
+      <w:pPr>
+        <w:spacing w:after="0" w:line="240" w:lineRule="auto"/>
+      </w:pPr>
+      <w:r>
+        <w:separator/>
+      </w:r>
+    </w:p>
+  </w:footnote>
+  <w:footnote w:type="continuationSeparator" w:id="0">
+    <w:p>
+      <w:pPr>
+        <w:spacing w:after="0" w:line="240" w:lineRule="auto"/>
+      </w:pPr>
+      <w:r>
+        <w:continuationSeparator/>
+      </w:r>
+    </w:p>
+  </w:footnote>
+</w:footnotes>
+</file>
+
+<file path=word/header1.xml><?xml version="1.0" encoding="utf-8"?>
+<w:hdr xmlns:wpc="http://schemas.microsoft.com/office/word/2010/wordprocessingCanvas" xmlns:cx="http://schemas.microsoft.com/office/drawing/2014/chartex" xmlns:cx1="http://schemas.microsoft.com/office/drawing/2015/9/8/chartex" xmlns:cx2="http://schemas.microsoft.com/office/drawing/2015/10/21/chartex" xmlns:cx3="http://schemas.microsoft.com/office/drawing/2016/5/9/chartex" xmlns:cx4="http://schemas.microsoft.com/office/drawing/2016/5/10/chartex" xmlns:cx5="http://schemas.microsoft.com/office/drawing/2016/5/11/chartex" xmlns:cx6="http://schemas.microsoft.com/office/drawing/2016/5/12/chartex" xmlns:cx7="http://schemas.microsoft.com/office/drawing/2016/5/13/chartex" xmlns:cx8="http://schemas.microsoft.com/office/drawing/2016/5/14/chartex" xmlns:mc="http://schemas.openxmlformats.org/markup-compatibility/2006" xmlns:aink="http://schemas.microsoft.com/office/drawing/2016/ink" xmlns:am3d="http://schemas.microsoft.com/office/drawing/2017/model3d" xmlns:o="urn:schemas-microsoft-com:office:office" xmlns:oel="http://schemas.microsoft.com/office/2019/extlst" xmlns:r="http://schemas.openxmlformats.org/officeDocument/2006/relationships" xmlns:m="http://schemas.openxmlformats.org/officeDocument/2006/math" xmlns:v="urn:schemas-microsoft-com:vml" xmlns:wp14="http://schemas.microsoft.com/office/word/2010/wordprocessingDrawing" xmlns:wp="http://schemas.openxmlformats.org/drawingml/2006/wordprocessingDrawing" xmlns:w10="urn:schemas-microsoft-com:office:word" xmlns:w="http://schemas.openxmlformats.org/wordprocessingml/2006/main" xmlns:w14="http://schemas.microsoft.com/office/word/2010/wordml" xmlns:w15="http://schemas.microsoft.com/office/word/2012/wordml" xmlns:w16cex="http://schemas.microsoft.com/office/word/2018/wordml/cex" xmlns:w16cid="http://schemas.microsoft.com/office/word/2016/wordml/cid" xmlns:w16="http://schemas.microsoft.com/office/word/2018/wordml" xmlns:w16du="http://schemas.microsoft.com/office/word/2023/wordml/word16du" xmlns:w16sdtdh="http://schemas.microsoft.com/office/word/2020/wordml/sdtdatahash" xmlns:w16sdtfl="http://schemas.microsoft.com/office/word/2024/wordml/sdtformatlock" xmlns:w16se="http://schemas.microsoft.com/office/word/2015/wordml/symex" xmlns:wpg="http://schemas.microsoft.com/office/word/2010/wordprocessingGroup" xmlns:wpi="http://schemas.microsoft.com/office/word/2010/wordprocessingInk" xmlns:wne="http://schemas.microsoft.com/office/word/2006/wordml" xmlns:wps="http://schemas.microsoft.com/office/word/2010/wordprocessingShape" mc:Ignorable="w14 w15 w16se w16cid w16 w16cex w16sdtdh w16sdtfl w16du wp14">
+  <w:p>
+    <w:pPr>
+      <w:pStyle w:val="Header"/>
+    </w:pPr>
+  </w:p>
+</w:hdr>
+</file>
+
+<file path=word/header2.xml><?xml version="1.0" encoding="utf-8"?>
+<w:hdr xmlns:wpc="http://schemas.microsoft.com/office/word/2010/wordprocessingCanvas" xmlns:cx="http://schemas.microsoft.com/office/drawing/2014/chartex" xmlns:cx1="http://schemas.microsoft.com/office/drawing/2015/9/8/chartex" xmlns:cx2="http://schemas.microsoft.com/office/drawing/2015/10/21/chartex" xmlns:cx3="http://schemas.microsoft.com/office/drawing/2016/5/9/chartex" xmlns:cx4="http://schemas.microsoft.com/office/drawing/2016/5/10/chartex" xmlns:cx5="http://schemas.microsoft.com/office/drawing/2016/5/11/chartex" xmlns:cx6="http://schemas.microsoft.com/office/drawing/2016/5/12/chartex" xmlns:cx7="http://schemas.microsoft.com/office/drawing/2016/5/13/chartex" xmlns:cx8="http://schemas.microsoft.com/office/drawing/2016/5/14/chartex" xmlns:mc="http://schemas.openxmlformats.org/markup-compatibility/2006" xmlns:aink="http://schemas.microsoft.com/office/drawing/2016/ink" xmlns:am3d="http://schemas.microsoft.com/office/drawing/2017/model3d" xmlns:o="urn:schemas-microsoft-com:office:office" xmlns:oel="http://schemas.microsoft.com/office/2019/extlst" xmlns:r="http://schemas.openxmlformats.org/officeDocument/2006/relationships" xmlns:m="http://schemas.openxmlformats.org/officeDocument/2006/math" xmlns:v="urn:schemas-microsoft-com:vml" xmlns:wp14="http://schemas.microsoft.com/office/word/2010/wordprocessingDrawing" xmlns:wp="http://schemas.openxmlformats.org/drawingml/2006/wordprocessingDrawing" xmlns:w10="urn:schemas-microsoft-com:office:word" xmlns:w="http://schemas.openxmlformats.org/wordprocessingml/2006/main" xmlns:w14="http://schemas.microsoft.com/office/word/2010/wordml" xmlns:w15="http://schemas.microsoft.com/office/word/2012/wordml" xmlns:w16cex="http://schemas.microsoft.com/office/word/2018/wordml/cex" xmlns:w16cid="http://schemas.microsoft.com/office/word/2016/wordml/cid" xmlns:w16="http://schemas.microsoft.com/office/word/2018/wordml" xmlns:w16du="http://schemas.microsoft.com/office/word/2023/wordml/word16du" xmlns:w16sdtdh="http://schemas.microsoft.com/office/word/2020/wordml/sdtdatahash" xmlns:w16sdtfl="http://schemas.microsoft.com/office/word/2024/wordml/sdtformatlock" xmlns:w16se="http://schemas.microsoft.com/office/word/2015/wordml/symex" xmlns:wpg="http://schemas.microsoft.com/office/word/2010/wordprocessingGroup" xmlns:wpi="http://schemas.microsoft.com/office/word/2010/wordprocessingInk" xmlns:wne="http://schemas.microsoft.com/office/word/2006/wordml" xmlns:wps="http://schemas.microsoft.com/office/word/2010/wordprocessingShape" mc:Ignorable="w14 w15 w16se w16cid w16 w16cex w16sdtdh w16sdtfl w16du wp14">
+  <w:p>
+    <w:pPr>
+      <w:pStyle w:val="Header"/>
+    </w:pPr>
+  </w:p>
+</w:hdr>
+</file>
+
+<file path=word/header3.xml><?xml version="1.0" encoding="utf-8"?>
+<w:hdr xmlns:wpc="http://schemas.microsoft.com/office/word/2010/wordprocessingCanvas" xmlns:cx="http://schemas.microsoft.com/office/drawing/2014/chartex" xmlns:cx1="http://schemas.microsoft.com/office/drawing/2015/9/8/chartex" xmlns:cx2="http://schemas.microsoft.com/office/drawing/2015/10/21/chartex" xmlns:cx3="http://schemas.microsoft.com/office/drawing/2016/5/9/chartex" xmlns:cx4="http://schemas.microsoft.com/office/drawing/2016/5/10/chartex" xmlns:cx5="http://schemas.microsoft.com/office/drawing/2016/5/11/chartex" xmlns:cx6="http://schemas.microsoft.com/office/drawing/2016/5/12/chartex" xmlns:cx7="http://schemas.microsoft.com/office/drawing/2016/5/13/chartex" xmlns:cx8="http://schemas.microsoft.com/office/drawing/2016/5/14/chartex" xmlns:mc="http://schemas.openxmlformats.org/markup-compatibility/2006" xmlns:aink="http://schemas.microsoft.com/office/drawing/2016/ink" xmlns:am3d="http://schemas.microsoft.com/office/drawing/2017/model3d" xmlns:o="urn:schemas-microsoft-com:office:office" xmlns:oel="http://schemas.microsoft.com/office/2019/extlst" xmlns:r="http://schemas.openxmlformats.org/officeDocument/2006/relationships" xmlns:m="http://schemas.openxmlformats.org/officeDocument/2006/math" xmlns:v="urn:schemas-microsoft-com:vml" xmlns:wp14="http://schemas.microsoft.com/office/word/2010/wordprocessingDrawing" xmlns:wp="http://schemas.openxmlformats.org/drawingml/2006/wordprocessingDrawing" xmlns:w10="urn:schemas-microsoft-com:office:word" xmlns:w="http://schemas.openxmlformats.org/wordprocessingml/2006/main" xmlns:w14="http://schemas.microsoft.com/office/word/2010/wordml" xmlns:w15="http://schemas.microsoft.com/office/word/2012/wordml" xmlns:w16cex="http://schemas.microsoft.com/office/word/2018/wordml/cex" xmlns:w16cid="http://schemas.microsoft.com/office/word/2016/wordml/cid" xmlns:w16="http://schemas.microsoft.com/office/word/2018/wordml" xmlns:w16du="http://schemas.microsoft.com/office/word/2023/wordml/word16du" xmlns:w16sdtdh="http://schemas.microsoft.com/office/word/2020/wordml/sdtdatahash" xmlns:w16sdtfl="http://schemas.microsoft.com/office/word/2024/wordml/sdtformatlock" xmlns:w16se="http://schemas.microsoft.com/office/word/2015/wordml/symex" xmlns:wpg="http://schemas.microsoft.com/office/word/2010/wordprocessingGroup" xmlns:wpi="http://schemas.microsoft.com/office/word/2010/wordprocessingInk" xmlns:wne="http://schemas.microsoft.com/office/word/2006/wordml" xmlns:wps="http://schemas.microsoft.com/office/word/2010/wordprocessingShape" mc:Ignorable="w14 w15 w16se w16cid w16 w16cex w16sdtdh w16sdtfl w16du wp14">
+  <w:p>
+    <w:pPr>
+      <w:pStyle w:val="Header"/>
+    </w:pPr>
+  </w:p>
+</w:hdr>
 </file>
 
 <file path=word/numbering.xml><?xml version="1.0" encoding="utf-8"?>
@@ -1630,6 +1817,50 @@
       <w:spacing w:val="5"/>
     </w:rPr>
   </w:style>
+  <w:style w:type="paragraph" w:styleId="Header">
+    <w:name w:val="header"/>
+    <w:basedOn w:val="Normal"/>
+    <w:link w:val="HeaderChar"/>
+    <w:uiPriority w:val="99"/>
+    <w:unhideWhenUsed/>
+    <w:rsid w:val="00F60ACF"/>
+    <w:pPr>
+      <w:tabs>
+        <w:tab w:val="center" w:pos="4680"/>
+        <w:tab w:val="right" w:pos="9360"/>
+      </w:tabs>
+      <w:spacing w:after="0" w:line="240" w:lineRule="auto"/>
+    </w:pPr>
+  </w:style>
+  <w:style w:type="character" w:customStyle="1" w:styleId="HeaderChar">
+    <w:name w:val="Header Char"/>
+    <w:basedOn w:val="DefaultParagraphFont"/>
+    <w:link w:val="Header"/>
+    <w:uiPriority w:val="99"/>
+    <w:rsid w:val="00F60ACF"/>
+  </w:style>
+  <w:style w:type="paragraph" w:styleId="Footer">
+    <w:name w:val="footer"/>
+    <w:basedOn w:val="Normal"/>
+    <w:link w:val="FooterChar"/>
+    <w:uiPriority w:val="99"/>
+    <w:unhideWhenUsed/>
+    <w:rsid w:val="00F60ACF"/>
+    <w:pPr>
+      <w:tabs>
+        <w:tab w:val="center" w:pos="4680"/>
+        <w:tab w:val="right" w:pos="9360"/>
+      </w:tabs>
+      <w:spacing w:after="0" w:line="240" w:lineRule="auto"/>
+    </w:pPr>
+  </w:style>
+  <w:style w:type="character" w:customStyle="1" w:styleId="FooterChar">
+    <w:name w:val="Footer Char"/>
+    <w:basedOn w:val="DefaultParagraphFont"/>
+    <w:link w:val="Footer"/>
+    <w:uiPriority w:val="99"/>
+    <w:rsid w:val="00F60ACF"/>
+  </w:style>
 </w:styles>
 </file>
 
